--- a/Taylor-Bornstein-Outreach-Talentfoot.docx
+++ b/Taylor-Bornstein-Outreach-Talentfoot.docx
@@ -122,7 +122,7 @@
       </w:r>
     </w:p>
     <w:p>
-      <w:hyperlink w:history="1" r:id="rIddtk26uknvi29ufnghmvti">
+      <w:hyperlink w:history="1" r:id="rIdipwslwrucrf3ht2whskng">
         <w:r>
           <w:rPr>
             <w:rStyle w:val="Hyperlink"/>

--- a/Taylor-Bornstein-Outreach-Talentfoot.docx
+++ b/Taylor-Bornstein-Outreach-Talentfoot.docx
@@ -40,7 +40,7 @@
           <w:sz w:val="22"/>
           <w:szCs w:val="22"/>
         </w:rPr>
-        <w:t xml:space="preserve">I'm a Director-level content and communications leader at Bolt.new. I started here after six-plus years scaling the Mendix content org from the ground up. Your B2B/DTC digital marketing leadership focus caught my eye: I've built both B2B and B2C content programs side by side, which is a rarer combination than it should be.</w:t>
+        <w:t xml:space="preserve">I'm a Director-level content and communications leader at Bolt.new. I started here after five-plus years scaling the Mendix content org from the ground up. Your B2B/DTC digital marketing leadership focus caught my eye: I've built both B2B and B2C content programs side by side, which is a rarer combination than it should be.</w:t>
       </w:r>
     </w:p>
     <w:p>
@@ -122,7 +122,7 @@
       </w:r>
     </w:p>
     <w:p>
-      <w:hyperlink w:history="1" r:id="rIdipwslwrucrf3ht2whskng">
+      <w:hyperlink w:history="1" r:id="rIdrprliym91rhaatxku74qv">
         <w:r>
           <w:rPr>
             <w:rStyle w:val="Hyperlink"/>
